--- a/az/scientists/CV/Word/Mammadova_Sevinj_CV_AZ.docx
+++ b/az/scientists/CV/Word/Mammadova_Sevinj_CV_AZ.docx
@@ -45,7 +45,7 @@
           <w:sz w:val="24"/>
           <w:szCs w:val="24"/>
         </w:rPr>
-        <w:t>Proqram direktoru</w:t>
+        <w:t>Qlobal akademik tərəfdaşlıqlar üzrə Associate Prorektor; Təhsil və İnsan İnkişafı Magistratura Məktəbinin təcrübə professoru (Professor of Practice)</w:t>
       </w:r>
     </w:p>
     <w:p>
@@ -377,7 +377,7 @@
           <w:sz w:val="21"/>
           <w:szCs w:val="21"/>
         </w:rPr>
-        <w:t>Sevinc Məmmədova 2019-cu ilin sentyabrından Vaşinqtonda Corc Vaşinqton Universitetində proqram direktoru, 2022-ci ilin avqustundan orada adyunkt-professordur. 2024-cü ilin mayında həmin universitetdə təhsilin idarə olunması və siyasətşünaslıq üzrə təhsil doktoru (EdD), 2017-ci ilin mayında təhsil siyasəti üzrə magistr, 2010-cu ilin mayında Arlington Texas Universitetində təhsil liderliyi və siyasətşünaslıq üzrə magistr dərəcəsi alıb. 2007-ci ilin mayında Gəncə Dövlət Universitetində ingilis dili və tərcümə üzrə bakalavr dərəcəsi alıb. Əvvəlki vəzifələrə Dünya Bankı, Azərbaycan Mərkəzi Bankı və SOCAR-ın ABŞ nümayəndəliyi daxildir.</w:t>
+        <w:t>Sevinc Məmmədova Corc Vaşinqton Universitetində Qlobal akademik tərəfdaşlıqlar üzrə Associate Prorektor və Təhsil və İnsan İnkişafı Magistratura Məktəbinin təcrübə professoru (Professor of Practice) kimi fəaliyyət göstərir. 2024-cü ilin mayında həmin universitetdə təhsilin idarə olunması və siyasətşünaslıq üzrə təhsil doktoru (EdD), 2017-ci ilin mayında təhsil siyasəti üzrə magistr, 2010-cu ilin mayında Arlington Texas Universitetində təhsil liderliyi və siyasətşünaslıq üzrə magistr dərəcəsi alıb. 2007-ci ilin mayında Gəncə Dövlət Universitetində ingilis dili və tərcümə üzrə bakalavr dərəcəsi alıb. Əvvəlki vəzifələrə Dünya Bankı, Azərbaycan Mərkəzi Bankı və SOCAR-ın ABŞ nümayəndəliyi daxildir.</w:t>
       </w:r>
     </w:p>
     <w:p>
@@ -1227,7 +1227,7 @@
                 <w:sz w:val="21"/>
                 <w:szCs w:val="21"/>
               </w:rPr>
-              <w:t>Proqram direktoru</w:t>
+              <w:t>Qlobal akademik tərəfdaşlıqlar üzrə Associate Prorektor</w:t>
             </w:r>
           </w:p>
         </w:tc>
@@ -1247,7 +1247,9 @@
               <w:right w:type="dxa" w:w="100"/>
             </w:tcMar>
           </w:tcPr>
-          <w:p/>
+          <w:p>
+            <w:r/>
+          </w:p>
         </w:tc>
         <w:tc>
           <w:tcPr>
@@ -1331,7 +1333,7 @@
                 <w:sz w:val="21"/>
                 <w:szCs w:val="21"/>
               </w:rPr>
-              <w:t>Adyunkt-professor</w:t>
+              <w:t>Təcrübə professoru (Professor of Practice)</w:t>
             </w:r>
           </w:p>
         </w:tc>
@@ -1351,7 +1353,11 @@
               <w:right w:type="dxa" w:w="100"/>
             </w:tcMar>
           </w:tcPr>
-          <w:p/>
+          <w:p>
+            <w:r>
+              <w:t>Təhsil və İnsan İnkişafı Magistratura Məktəbi</w:t>
+            </w:r>
+          </w:p>
         </w:tc>
         <w:tc>
           <w:tcPr>
